--- a/patent-drafts/漂浮方舟_专利布局整体报告_v2.0.docx
+++ b/patent-drafts/漂浮方舟_专利布局整体报告_v2.0.docx
@@ -327,7 +327,7 @@
           <w:rFonts w:ascii="微软雅黑" w:hAnsi="微软雅黑" w:eastAsia="微软雅黑"/>
           <w:b w:val="0"/>
         </w:rPr>
-        <w:t>二、新增立项闸门：去盐测试</w:t>
+        <w:t>二、新增立项闸门：去环境测试</w:t>
       </w:r>
     </w:p>
     <w:p>
@@ -351,6 +351,411 @@
     </w:p>
     <w:p>
       <w:pPr>
+        <w:ind w:left="360"/>
+      </w:pPr>
+      <w:r>
+        <w:rPr>
+          <w:rFonts w:ascii="微软雅黑" w:hAnsi="微软雅黑" w:eastAsia="微软雅黑"/>
+          <w:b/>
+          <w:color w:val="555555"/>
+        </w:rPr>
+        <w:t>2026-09-04 修正：</w:t>
+      </w:r>
+      <w:r>
+        <w:rPr>
+          <w:rFonts w:ascii="微软雅黑" w:hAnsi="微软雅黑" w:eastAsia="微软雅黑"/>
+          <w:b w:val="0"/>
+          <w:color w:val="555555"/>
+        </w:rPr>
+        <w:t xml:space="preserve"> 本节初稿叫"去盐测试"，只拿掉高盐一个变量。那是</w:t>
+      </w:r>
+      <w:r>
+        <w:rPr>
+          <w:rFonts w:ascii="微软雅黑" w:hAnsi="微软雅黑" w:eastAsia="微软雅黑"/>
+          <w:b/>
+          <w:color w:val="555555"/>
+        </w:rPr>
+        <w:t>选错了变量</w:t>
+      </w:r>
+      <w:r>
+        <w:rPr>
+          <w:rFonts w:ascii="微软雅黑" w:hAnsi="微软雅黑" w:eastAsia="微软雅黑"/>
+          <w:b w:val="0"/>
+          <w:color w:val="555555"/>
+        </w:rPr>
+        <w:t>——高盐只是漂浮舱六个罕见条件之一，只测它会把中性浮力、感官剥夺、长时程静止这些同样罕见的条件误判成公知，从而误杀好角度。现改为逐个拿掉六个环境条件。</w:t>
+      </w:r>
+    </w:p>
+    <w:p>
+      <w:pPr>
+        <w:pStyle w:val="Heading3"/>
+      </w:pPr>
+      <w:r>
+        <w:rPr>
+          <w:rFonts w:ascii="微软雅黑" w:hAnsi="微软雅黑" w:eastAsia="微软雅黑"/>
+          <w:b w:val="0"/>
+        </w:rPr>
+        <w:t>漂浮舱的环境指纹（六条）</w:t>
+      </w:r>
+    </w:p>
+    <w:tbl>
+      <w:tblPr>
+        <w:tblStyle w:val="LightGrid-Accent1"/>
+        <w:tblW w:type="auto" w:w="0"/>
+        <w:tblLook w:firstColumn="1" w:firstRow="1" w:lastColumn="0" w:lastRow="0" w:noHBand="0" w:noVBand="1" w:val="04A0"/>
+      </w:tblPr>
+      <w:tblGrid>
+        <w:gridCol w:w="2880"/>
+        <w:gridCol w:w="2880"/>
+        <w:gridCol w:w="2880"/>
+      </w:tblGrid>
+      <w:tr>
+        <w:tc>
+          <w:tcPr>
+            <w:tcW w:type="dxa" w:w="2880"/>
+          </w:tcPr>
+          <w:p>
+            <w:r/>
+            <w:r>
+              <w:rPr>
+                <w:rFonts w:ascii="微软雅黑" w:hAnsi="微软雅黑" w:eastAsia="微软雅黑"/>
+                <w:b/>
+              </w:rPr>
+              <w:t>代号</w:t>
+            </w:r>
+          </w:p>
+        </w:tc>
+        <w:tc>
+          <w:tcPr>
+            <w:tcW w:type="dxa" w:w="2880"/>
+          </w:tcPr>
+          <w:p>
+            <w:r/>
+            <w:r>
+              <w:rPr>
+                <w:rFonts w:ascii="微软雅黑" w:hAnsi="微软雅黑" w:eastAsia="微软雅黑"/>
+                <w:b/>
+              </w:rPr>
+              <w:t>条件</w:t>
+            </w:r>
+          </w:p>
+        </w:tc>
+        <w:tc>
+          <w:tcPr>
+            <w:tcW w:type="dxa" w:w="2880"/>
+          </w:tcPr>
+          <w:p>
+            <w:r/>
+            <w:r>
+              <w:rPr>
+                <w:rFonts w:ascii="微软雅黑" w:hAnsi="微软雅黑" w:eastAsia="微软雅黑"/>
+                <w:b/>
+              </w:rPr>
+              <w:t>它带来什么</w:t>
+            </w:r>
+          </w:p>
+        </w:tc>
+      </w:tr>
+      <w:tr>
+        <w:tc>
+          <w:tcPr>
+            <w:tcW w:type="dxa" w:w="2880"/>
+          </w:tcPr>
+          <w:p>
+            <w:r/>
+            <w:r>
+              <w:rPr>
+                <w:rFonts w:ascii="微软雅黑" w:hAnsi="微软雅黑" w:eastAsia="微软雅黑"/>
+                <w:b w:val="0"/>
+              </w:rPr>
+              <w:t>E1</w:t>
+            </w:r>
+          </w:p>
+        </w:tc>
+        <w:tc>
+          <w:tcPr>
+            <w:tcW w:type="dxa" w:w="2880"/>
+          </w:tcPr>
+          <w:p>
+            <w:r/>
+            <w:r>
+              <w:rPr>
+                <w:rFonts w:ascii="微软雅黑" w:hAnsi="微软雅黑" w:eastAsia="微软雅黑"/>
+                <w:b w:val="0"/>
+              </w:rPr>
+              <w:t>高盐（22—30% 硫酸镁）</w:t>
+            </w:r>
+          </w:p>
+        </w:tc>
+        <w:tc>
+          <w:tcPr>
+            <w:tcW w:type="dxa" w:w="2880"/>
+          </w:tcPr>
+          <w:p>
+            <w:r/>
+            <w:r>
+              <w:rPr>
+                <w:rFonts w:ascii="微软雅黑" w:hAnsi="微软雅黑" w:eastAsia="微软雅黑"/>
+                <w:b w:val="0"/>
+              </w:rPr>
+              <w:t>结晶、腐蚀、导电、盐析、传感器致盲；</w:t>
+            </w:r>
+            <w:r>
+              <w:rPr>
+                <w:rFonts w:ascii="微软雅黑" w:hAnsi="微软雅黑" w:eastAsia="微软雅黑"/>
+                <w:b/>
+              </w:rPr>
+              <w:t>同时是唯一可调的密度旋钮</w:t>
+            </w:r>
+          </w:p>
+        </w:tc>
+      </w:tr>
+      <w:tr>
+        <w:tc>
+          <w:tcPr>
+            <w:tcW w:type="dxa" w:w="2880"/>
+          </w:tcPr>
+          <w:p>
+            <w:r/>
+            <w:r>
+              <w:rPr>
+                <w:rFonts w:ascii="微软雅黑" w:hAnsi="微软雅黑" w:eastAsia="微软雅黑"/>
+                <w:b w:val="0"/>
+              </w:rPr>
+              <w:t>E2</w:t>
+            </w:r>
+          </w:p>
+        </w:tc>
+        <w:tc>
+          <w:tcPr>
+            <w:tcW w:type="dxa" w:w="2880"/>
+          </w:tcPr>
+          <w:p>
+            <w:r/>
+            <w:r>
+              <w:rPr>
+                <w:rFonts w:ascii="微软雅黑" w:hAnsi="微软雅黑" w:eastAsia="微软雅黑"/>
+                <w:b w:val="0"/>
+              </w:rPr>
+              <w:t>中性浮力／近失重</w:t>
+            </w:r>
+          </w:p>
+        </w:tc>
+        <w:tc>
+          <w:tcPr>
+            <w:tcW w:type="dxa" w:w="2880"/>
+          </w:tcPr>
+          <w:p>
+            <w:r/>
+            <w:r>
+              <w:rPr>
+                <w:rFonts w:ascii="微软雅黑" w:hAnsi="微软雅黑" w:eastAsia="微软雅黑"/>
+                <w:b w:val="0"/>
+              </w:rPr>
+              <w:t>人体密度被抵消，几乎无支撑压力点，所有假设有接触面的测量方法失效</w:t>
+            </w:r>
+          </w:p>
+        </w:tc>
+      </w:tr>
+      <w:tr>
+        <w:tc>
+          <w:tcPr>
+            <w:tcW w:type="dxa" w:w="2880"/>
+          </w:tcPr>
+          <w:p>
+            <w:r/>
+            <w:r>
+              <w:rPr>
+                <w:rFonts w:ascii="微软雅黑" w:hAnsi="微软雅黑" w:eastAsia="微软雅黑"/>
+                <w:b w:val="0"/>
+              </w:rPr>
+              <w:t>E3</w:t>
+            </w:r>
+          </w:p>
+        </w:tc>
+        <w:tc>
+          <w:tcPr>
+            <w:tcW w:type="dxa" w:w="2880"/>
+          </w:tcPr>
+          <w:p>
+            <w:r/>
+            <w:r>
+              <w:rPr>
+                <w:rFonts w:ascii="微软雅黑" w:hAnsi="微软雅黑" w:eastAsia="微软雅黑"/>
+                <w:b w:val="0"/>
+              </w:rPr>
+              <w:t>感官剥夺（黑、静、恒温）</w:t>
+            </w:r>
+          </w:p>
+        </w:tc>
+        <w:tc>
+          <w:tcPr>
+            <w:tcW w:type="dxa" w:w="2880"/>
+          </w:tcPr>
+          <w:p>
+            <w:r/>
+            <w:r>
+              <w:rPr>
+                <w:rFonts w:ascii="微软雅黑" w:hAnsi="微软雅黑" w:eastAsia="微软雅黑"/>
+                <w:b w:val="0"/>
+              </w:rPr>
+              <w:t>外部激励极低，</w:t>
+            </w:r>
+            <w:r>
+              <w:rPr>
+                <w:rFonts w:ascii="微软雅黑" w:hAnsi="微软雅黑" w:eastAsia="微软雅黑"/>
+                <w:b/>
+              </w:rPr>
+              <w:t>噪声底极低</w:t>
+            </w:r>
+          </w:p>
+        </w:tc>
+      </w:tr>
+      <w:tr>
+        <w:tc>
+          <w:tcPr>
+            <w:tcW w:type="dxa" w:w="2880"/>
+          </w:tcPr>
+          <w:p>
+            <w:r/>
+            <w:r>
+              <w:rPr>
+                <w:rFonts w:ascii="微软雅黑" w:hAnsi="微软雅黑" w:eastAsia="微软雅黑"/>
+                <w:b w:val="0"/>
+              </w:rPr>
+              <w:t>E4</w:t>
+            </w:r>
+          </w:p>
+        </w:tc>
+        <w:tc>
+          <w:tcPr>
+            <w:tcW w:type="dxa" w:w="2880"/>
+          </w:tcPr>
+          <w:p>
+            <w:r/>
+            <w:r>
+              <w:rPr>
+                <w:rFonts w:ascii="微软雅黑" w:hAnsi="微软雅黑" w:eastAsia="微软雅黑"/>
+                <w:b w:val="0"/>
+              </w:rPr>
+              <w:t>热中性＋皮肤大面积浸液</w:t>
+            </w:r>
+          </w:p>
+        </w:tc>
+        <w:tc>
+          <w:tcPr>
+            <w:tcW w:type="dxa" w:w="2880"/>
+          </w:tcPr>
+          <w:p>
+            <w:r/>
+            <w:r>
+              <w:rPr>
+                <w:rFonts w:ascii="微软雅黑" w:hAnsi="微软雅黑" w:eastAsia="微软雅黑"/>
+                <w:b w:val="0"/>
+              </w:rPr>
+              <w:t>温度感受器几乎不放电；声阻抗与人体接近</w:t>
+            </w:r>
+          </w:p>
+        </w:tc>
+      </w:tr>
+      <w:tr>
+        <w:tc>
+          <w:tcPr>
+            <w:tcW w:type="dxa" w:w="2880"/>
+          </w:tcPr>
+          <w:p>
+            <w:r/>
+            <w:r>
+              <w:rPr>
+                <w:rFonts w:ascii="微软雅黑" w:hAnsi="微软雅黑" w:eastAsia="微软雅黑"/>
+                <w:b w:val="0"/>
+              </w:rPr>
+              <w:t>E5</w:t>
+            </w:r>
+          </w:p>
+        </w:tc>
+        <w:tc>
+          <w:tcPr>
+            <w:tcW w:type="dxa" w:w="2880"/>
+          </w:tcPr>
+          <w:p>
+            <w:r/>
+            <w:r>
+              <w:rPr>
+                <w:rFonts w:ascii="微软雅黑" w:hAnsi="微软雅黑" w:eastAsia="微软雅黑"/>
+                <w:b w:val="0"/>
+              </w:rPr>
+              <w:t>长时程静止（45—90 分钟）</w:t>
+            </w:r>
+          </w:p>
+        </w:tc>
+        <w:tc>
+          <w:tcPr>
+            <w:tcW w:type="dxa" w:w="2880"/>
+          </w:tcPr>
+          <w:p>
+            <w:r/>
+            <w:r>
+              <w:rPr>
+                <w:rFonts w:ascii="微软雅黑" w:hAnsi="微软雅黑" w:eastAsia="微软雅黑"/>
+                <w:b w:val="0"/>
+              </w:rPr>
+              <w:t>罕见的无运动伪迹长窗口</w:t>
+            </w:r>
+          </w:p>
+        </w:tc>
+      </w:tr>
+      <w:tr>
+        <w:tc>
+          <w:tcPr>
+            <w:tcW w:type="dxa" w:w="2880"/>
+          </w:tcPr>
+          <w:p>
+            <w:r/>
+            <w:r>
+              <w:rPr>
+                <w:rFonts w:ascii="微软雅黑" w:hAnsi="微软雅黑" w:eastAsia="微软雅黑"/>
+                <w:b w:val="0"/>
+              </w:rPr>
+              <w:t>E6</w:t>
+            </w:r>
+          </w:p>
+        </w:tc>
+        <w:tc>
+          <w:tcPr>
+            <w:tcW w:type="dxa" w:w="2880"/>
+          </w:tcPr>
+          <w:p>
+            <w:r/>
+            <w:r>
+              <w:rPr>
+                <w:rFonts w:ascii="微软雅黑" w:hAnsi="微软雅黑" w:eastAsia="微软雅黑"/>
+                <w:b w:val="0"/>
+              </w:rPr>
+              <w:t>密闭、门锁、无视听</w:t>
+            </w:r>
+          </w:p>
+        </w:tc>
+        <w:tc>
+          <w:tcPr>
+            <w:tcW w:type="dxa" w:w="2880"/>
+          </w:tcPr>
+          <w:p>
+            <w:r/>
+            <w:r>
+              <w:rPr>
+                <w:rFonts w:ascii="微软雅黑" w:hAnsi="微软雅黑" w:eastAsia="微软雅黑"/>
+                <w:b w:val="0"/>
+              </w:rPr>
+              <w:t>使用者无自救感知能力，安全约束独特</w:t>
+            </w:r>
+          </w:p>
+        </w:tc>
+      </w:tr>
+    </w:tbl>
+    <w:p/>
+    <w:p>
+      <w:pPr>
         <w:pStyle w:val="Heading3"/>
       </w:pPr>
       <w:r>
@@ -370,7 +775,21 @@
           <w:rFonts w:ascii="微软雅黑" w:hAnsi="微软雅黑" w:eastAsia="微软雅黑"/>
           <w:b w:val="0"/>
         </w:rPr>
-        <w:t>把技术方案的描述里，"高盐""漂浮液""漂浮舱"全部替换成"液体""容器""密闭舱"，然后重读一遍，问一句：</w:t>
+        <w:t>对每个候选方案，</w:t>
+      </w:r>
+      <w:r>
+        <w:rPr>
+          <w:rFonts w:ascii="微软雅黑" w:hAnsi="微软雅黑" w:eastAsia="微软雅黑"/>
+          <w:b/>
+        </w:rPr>
+        <w:t>逐个拿掉 E1—E6</w:t>
+      </w:r>
+      <w:r>
+        <w:rPr>
+          <w:rFonts w:ascii="微软雅黑" w:hAnsi="微软雅黑" w:eastAsia="微软雅黑"/>
+          <w:b w:val="0"/>
+        </w:rPr>
+        <w:t>，问一句：</w:t>
       </w:r>
     </w:p>
     <w:p>
@@ -383,7 +802,19 @@
           <w:b/>
           <w:color w:val="555555"/>
         </w:rPr>
-        <w:t>这个方案是不是照样成立？是不是照样解决同一个问题？</w:t>
+        <w:t>拿掉这一条，方案还成立吗？</w:t>
+      </w:r>
+    </w:p>
+    <w:p>
+      <w:pPr>
+        <w:jc w:val="left"/>
+      </w:pPr>
+      <w:r>
+        <w:rPr>
+          <w:rFonts w:ascii="微软雅黑" w:hAnsi="微软雅黑" w:eastAsia="微软雅黑"/>
+          <w:b w:val="0"/>
+        </w:rPr>
+        <w:t>哪一条拿掉方案就不成立，那一条就是这个方案的护城河。</w:t>
       </w:r>
     </w:p>
     <w:p>
@@ -468,7 +899,7 @@
                 <w:rFonts w:ascii="微软雅黑" w:hAnsi="微软雅黑" w:eastAsia="微软雅黑"/>
                 <w:b w:val="0"/>
               </w:rPr>
-              <w:t>🟢 去掉后</w:t>
+              <w:t>🟢 拿掉某条后</w:t>
             </w:r>
             <w:r>
               <w:rPr>
@@ -490,7 +921,7 @@
                 <w:rFonts w:ascii="微软雅黑" w:hAnsi="微软雅黑" w:eastAsia="微软雅黑"/>
                 <w:b w:val="0"/>
               </w:rPr>
-              <w:t>高盐是必要条件</w:t>
+              <w:t>那条是必要条件</w:t>
             </w:r>
           </w:p>
         </w:tc>
@@ -522,7 +953,7 @@
                 <w:rFonts w:ascii="微软雅黑" w:hAnsi="微软雅黑" w:eastAsia="微软雅黑"/>
                 <w:b w:val="0"/>
               </w:rPr>
-              <w:t>🟡 去掉后仍成立，但</w:t>
+              <w:t>🟡 拿掉后仍成立，但</w:t>
             </w:r>
             <w:r>
               <w:rPr>
@@ -544,7 +975,7 @@
                 <w:rFonts w:ascii="微软雅黑" w:hAnsi="微软雅黑" w:eastAsia="微软雅黑"/>
                 <w:b w:val="0"/>
               </w:rPr>
-              <w:t>高盐是加重条件</w:t>
+              <w:t>加重条件</w:t>
             </w:r>
           </w:p>
         </w:tc>
@@ -576,14 +1007,14 @@
                 <w:rFonts w:ascii="微软雅黑" w:hAnsi="微软雅黑" w:eastAsia="微软雅黑"/>
                 <w:b w:val="0"/>
               </w:rPr>
-              <w:t>🔴 去掉后</w:t>
+              <w:t xml:space="preserve">🔴 </w:t>
             </w:r>
             <w:r>
               <w:rPr>
                 <w:rFonts w:ascii="微软雅黑" w:hAnsi="微软雅黑" w:eastAsia="微软雅黑"/>
                 <w:b/>
               </w:rPr>
-              <w:t>照样成立</w:t>
+              <w:t>六条全拿掉都成立</w:t>
             </w:r>
           </w:p>
         </w:tc>
@@ -641,14 +1072,14 @@
           <w:rFonts w:ascii="微软雅黑" w:hAnsi="微软雅黑" w:eastAsia="微软雅黑"/>
           <w:b w:val="0"/>
         </w:rPr>
-        <w:t>全世界在"22—30% 硫酸镁溶液 + 密闭舱 + 人仰卧其中 + 同时运行气泡／加热／循环／声振"这个组合上做工程的团队极少。</w:t>
+        <w:t>全世界在"E1—E6 同时成立"这个组合上做工程的团队极少。</w:t>
       </w:r>
       <w:r>
         <w:rPr>
           <w:rFonts w:ascii="微软雅黑" w:hAnsi="微软雅黑" w:eastAsia="微软雅黑"/>
           <w:b/>
         </w:rPr>
-        <w:t>高盐是我们唯一可能领先的地方，也是唯一别人绕不开的地方。</w:t>
+        <w:t>这六条构成的环境才是护城河，不是单独的高盐。</w:t>
       </w:r>
     </w:p>
     <w:p>
@@ -660,7 +1091,7 @@
           <w:rFonts w:ascii="微软雅黑" w:hAnsi="微软雅黑" w:eastAsia="微软雅黑"/>
           <w:b w:val="0"/>
         </w:rPr>
-        <w:t>反过来说，任何一个方案，只要换成清水、换成普通浴缸、换成普通密闭空间还能用，那它多半已经被某个国家的某个人在某个年代公开过了。</w:t>
+        <w:t>反过来说，任何一个方案，只要换成清水、换成普通浴缸、换成普通密闭空间、换成躺在床上还能用，那它多半已经被某个国家的某个人在某个年代公开过了。</w:t>
       </w:r>
     </w:p>
     <w:p>
@@ -1020,7 +1451,7 @@
           <w:rFonts w:ascii="微软雅黑" w:hAnsi="微软雅黑" w:eastAsia="微软雅黑"/>
           <w:b w:val="0"/>
         </w:rPr>
-        <w:t>四个点里三个被打掉，剩下的那一个，正是唯一没通过"去掉高盐还成立"的那一个。</w:t>
+        <w:t>四个点里三个被打掉，剩下的那一个，正是唯一没通过"拿掉 E1 还成立"的那一个。</w:t>
       </w:r>
       <w:r>
         <w:rPr>
@@ -1028,6 +1459,400 @@
           <w:b/>
         </w:rPr>
         <w:t>这不是巧合，是规律。</w:t>
+      </w:r>
+    </w:p>
+    <w:p>
+      <w:pPr>
+        <w:pStyle w:val="Heading3"/>
+      </w:pPr>
+      <w:r>
+        <w:rPr>
+          <w:rFonts w:ascii="微软雅黑" w:hAnsi="微软雅黑" w:eastAsia="微软雅黑"/>
+          <w:b w:val="0"/>
+        </w:rPr>
+        <w:t>用修正后的闸门重扫，找回了五个候选角度</w:t>
+      </w:r>
+    </w:p>
+    <w:p>
+      <w:pPr>
+        <w:jc w:val="left"/>
+      </w:pPr>
+      <w:r>
+        <w:rPr>
+          <w:rFonts w:ascii="微软雅黑" w:hAnsi="微软雅黑" w:eastAsia="微软雅黑"/>
+          <w:b w:val="0"/>
+        </w:rPr>
+        <w:t xml:space="preserve">初版只看 E1，漏掉了 E2—E5 撑起来的方向。补检索后的评估（详见专利库 </w:t>
+      </w:r>
+      <w:r>
+        <w:rPr>
+          <w:rFonts w:ascii="微软雅黑" w:hAnsi="微软雅黑" w:eastAsia="微软雅黑"/>
+          <w:color w:val="B03060"/>
+        </w:rPr>
+        <w:t>PAT-IDEA-001</w:t>
+      </w:r>
+      <w:r>
+        <w:rPr>
+          <w:rFonts w:ascii="微软雅黑" w:hAnsi="微软雅黑" w:eastAsia="微软雅黑"/>
+          <w:b w:val="0"/>
+        </w:rPr>
+        <w:t>~</w:t>
+      </w:r>
+      <w:r>
+        <w:rPr>
+          <w:rFonts w:ascii="微软雅黑" w:hAnsi="微软雅黑" w:eastAsia="微软雅黑"/>
+          <w:color w:val="B03060"/>
+        </w:rPr>
+        <w:t>005</w:t>
+      </w:r>
+      <w:r>
+        <w:rPr>
+          <w:rFonts w:ascii="微软雅黑" w:hAnsi="微软雅黑" w:eastAsia="微软雅黑"/>
+          <w:b w:val="0"/>
+        </w:rPr>
+        <w:t>）：</w:t>
+      </w:r>
+    </w:p>
+    <w:tbl>
+      <w:tblPr>
+        <w:tblStyle w:val="LightGrid-Accent1"/>
+        <w:tblW w:type="auto" w:w="0"/>
+        <w:tblLook w:firstColumn="1" w:firstRow="1" w:lastColumn="0" w:lastRow="0" w:noHBand="0" w:noVBand="1" w:val="04A0"/>
+      </w:tblPr>
+      <w:tblGrid>
+        <w:gridCol w:w="2880"/>
+        <w:gridCol w:w="2880"/>
+        <w:gridCol w:w="2880"/>
+      </w:tblGrid>
+      <w:tr>
+        <w:tc>
+          <w:tcPr>
+            <w:tcW w:type="dxa" w:w="2880"/>
+          </w:tcPr>
+          <w:p>
+            <w:r/>
+            <w:r>
+              <w:rPr>
+                <w:rFonts w:ascii="微软雅黑" w:hAnsi="微软雅黑" w:eastAsia="微软雅黑"/>
+                <w:b/>
+              </w:rPr>
+              <w:t>角度</w:t>
+            </w:r>
+          </w:p>
+        </w:tc>
+        <w:tc>
+          <w:tcPr>
+            <w:tcW w:type="dxa" w:w="2880"/>
+          </w:tcPr>
+          <w:p>
+            <w:r/>
+            <w:r>
+              <w:rPr>
+                <w:rFonts w:ascii="微软雅黑" w:hAnsi="微软雅黑" w:eastAsia="微软雅黑"/>
+                <w:b/>
+              </w:rPr>
+              <w:t>靠哪条环境条件</w:t>
+            </w:r>
+          </w:p>
+        </w:tc>
+        <w:tc>
+          <w:tcPr>
+            <w:tcW w:type="dxa" w:w="2880"/>
+          </w:tcPr>
+          <w:p>
+            <w:r/>
+            <w:r>
+              <w:rPr>
+                <w:rFonts w:ascii="微软雅黑" w:hAnsi="微软雅黑" w:eastAsia="微软雅黑"/>
+                <w:b/>
+              </w:rPr>
+              <w:t>评估</w:t>
+            </w:r>
+          </w:p>
+        </w:tc>
+      </w:tr>
+      <w:tr>
+        <w:tc>
+          <w:tcPr>
+            <w:tcW w:type="dxa" w:w="2880"/>
+          </w:tcPr>
+          <w:p>
+            <w:r/>
+            <w:r>
+              <w:rPr>
+                <w:rFonts w:ascii="微软雅黑" w:hAnsi="微软雅黑" w:eastAsia="微软雅黑"/>
+                <w:b w:val="0"/>
+              </w:rPr>
+              <w:t>① 反用感官剥夺做</w:t>
+            </w:r>
+            <w:r>
+              <w:rPr>
+                <w:rFonts w:ascii="微软雅黑" w:hAnsi="微软雅黑" w:eastAsia="微软雅黑"/>
+                <w:b/>
+              </w:rPr>
+              <w:t>设备自身</w:t>
+            </w:r>
+            <w:r>
+              <w:rPr>
+                <w:rFonts w:ascii="微软雅黑" w:hAnsi="微软雅黑" w:eastAsia="微软雅黑"/>
+                <w:b w:val="0"/>
+              </w:rPr>
+              <w:t>故障预测</w:t>
+            </w:r>
+          </w:p>
+        </w:tc>
+        <w:tc>
+          <w:tcPr>
+            <w:tcW w:type="dxa" w:w="2880"/>
+          </w:tcPr>
+          <w:p>
+            <w:r/>
+            <w:r>
+              <w:rPr>
+                <w:rFonts w:ascii="微软雅黑" w:hAnsi="微软雅黑" w:eastAsia="微软雅黑"/>
+                <w:b w:val="0"/>
+              </w:rPr>
+              <w:t>E3＋E5</w:t>
+            </w:r>
+          </w:p>
+        </w:tc>
+        <w:tc>
+          <w:tcPr>
+            <w:tcW w:type="dxa" w:w="2880"/>
+          </w:tcPr>
+          <w:p>
+            <w:r/>
+            <w:r>
+              <w:rPr>
+                <w:rFonts w:ascii="微软雅黑" w:hAnsi="微软雅黑" w:eastAsia="微软雅黑"/>
+                <w:b w:val="0"/>
+              </w:rPr>
+              <w:t>🟢 最看好。不涉人体，不碰第25条，效果可量化</w:t>
+            </w:r>
+          </w:p>
+        </w:tc>
+      </w:tr>
+      <w:tr>
+        <w:tc>
+          <w:tcPr>
+            <w:tcW w:type="dxa" w:w="2880"/>
+          </w:tcPr>
+          <w:p>
+            <w:r/>
+            <w:r>
+              <w:rPr>
+                <w:rFonts w:ascii="微软雅黑" w:hAnsi="微软雅黑" w:eastAsia="微软雅黑"/>
+                <w:b w:val="0"/>
+              </w:rPr>
+              <w:t>② 中性浮力下无接触面的体征测量</w:t>
+            </w:r>
+          </w:p>
+        </w:tc>
+        <w:tc>
+          <w:tcPr>
+            <w:tcW w:type="dxa" w:w="2880"/>
+          </w:tcPr>
+          <w:p>
+            <w:r/>
+            <w:r>
+              <w:rPr>
+                <w:rFonts w:ascii="微软雅黑" w:hAnsi="微软雅黑" w:eastAsia="微软雅黑"/>
+                <w:b w:val="0"/>
+              </w:rPr>
+              <w:t>E2</w:t>
+            </w:r>
+          </w:p>
+        </w:tc>
+        <w:tc>
+          <w:tcPr>
+            <w:tcW w:type="dxa" w:w="2880"/>
+          </w:tcPr>
+          <w:p>
+            <w:r/>
+            <w:r>
+              <w:rPr>
+                <w:rFonts w:ascii="微软雅黑" w:hAnsi="微软雅黑" w:eastAsia="微软雅黑"/>
+                <w:b w:val="0"/>
+              </w:rPr>
+              <w:t>🔴 问题独特但手段拥挤，</w:t>
+            </w:r>
+            <w:r>
+              <w:rPr>
+                <w:rFonts w:ascii="微软雅黑" w:hAnsi="微软雅黑" w:eastAsia="微软雅黑"/>
+                <w:b/>
+              </w:rPr>
+              <w:t>US6669649 已占据浮力测呼吸</w:t>
+            </w:r>
+          </w:p>
+        </w:tc>
+      </w:tr>
+      <w:tr>
+        <w:tc>
+          <w:tcPr>
+            <w:tcW w:type="dxa" w:w="2880"/>
+          </w:tcPr>
+          <w:p>
+            <w:r/>
+            <w:r>
+              <w:rPr>
+                <w:rFonts w:ascii="微软雅黑" w:hAnsi="微软雅黑" w:eastAsia="微软雅黑"/>
+                <w:b w:val="0"/>
+              </w:rPr>
+              <w:t>③ 声阻抗接近导致的</w:t>
+            </w:r>
+            <w:r>
+              <w:rPr>
+                <w:rFonts w:ascii="微软雅黑" w:hAnsi="微软雅黑" w:eastAsia="微软雅黑"/>
+                <w:b/>
+              </w:rPr>
+              <w:t>声能剂量安全</w:t>
+            </w:r>
+          </w:p>
+        </w:tc>
+        <w:tc>
+          <w:tcPr>
+            <w:tcW w:type="dxa" w:w="2880"/>
+          </w:tcPr>
+          <w:p>
+            <w:r/>
+            <w:r>
+              <w:rPr>
+                <w:rFonts w:ascii="微软雅黑" w:hAnsi="微软雅黑" w:eastAsia="微软雅黑"/>
+                <w:b w:val="0"/>
+              </w:rPr>
+              <w:t>E2＋E4</w:t>
+            </w:r>
+          </w:p>
+        </w:tc>
+        <w:tc>
+          <w:tcPr>
+            <w:tcW w:type="dxa" w:w="2880"/>
+          </w:tcPr>
+          <w:p>
+            <w:r/>
+            <w:r>
+              <w:rPr>
+                <w:rFonts w:ascii="微软雅黑" w:hAnsi="微软雅黑" w:eastAsia="微软雅黑"/>
+                <w:b w:val="0"/>
+              </w:rPr>
+              <w:t>🟢 写安全不写疗效，客体干净，待检索</w:t>
+            </w:r>
+          </w:p>
+        </w:tc>
+      </w:tr>
+      <w:tr>
+        <w:tc>
+          <w:tcPr>
+            <w:tcW w:type="dxa" w:w="2880"/>
+          </w:tcPr>
+          <w:p>
+            <w:r/>
+            <w:r>
+              <w:rPr>
+                <w:rFonts w:ascii="微软雅黑" w:hAnsi="微软雅黑" w:eastAsia="微软雅黑"/>
+                <w:b w:val="0"/>
+              </w:rPr>
+              <w:t>④ 迷走：走装置路线</w:t>
+            </w:r>
+          </w:p>
+        </w:tc>
+        <w:tc>
+          <w:tcPr>
+            <w:tcW w:type="dxa" w:w="2880"/>
+          </w:tcPr>
+          <w:p>
+            <w:r/>
+            <w:r>
+              <w:rPr>
+                <w:rFonts w:ascii="微软雅黑" w:hAnsi="微软雅黑" w:eastAsia="微软雅黑"/>
+                <w:b w:val="0"/>
+              </w:rPr>
+              <w:t>E1＋E2</w:t>
+            </w:r>
+          </w:p>
+        </w:tc>
+        <w:tc>
+          <w:tcPr>
+            <w:tcW w:type="dxa" w:w="2880"/>
+          </w:tcPr>
+          <w:p>
+            <w:r/>
+            <w:r>
+              <w:rPr>
+                <w:rFonts w:ascii="微软雅黑" w:hAnsi="微软雅黑" w:eastAsia="微软雅黑"/>
+                <w:b w:val="0"/>
+              </w:rPr>
+              <w:t>🟡 法律有空间但证据不足，二期</w:t>
+            </w:r>
+          </w:p>
+        </w:tc>
+      </w:tr>
+      <w:tr>
+        <w:tc>
+          <w:tcPr>
+            <w:tcW w:type="dxa" w:w="2880"/>
+          </w:tcPr>
+          <w:p>
+            <w:r/>
+            <w:r>
+              <w:rPr>
+                <w:rFonts w:ascii="微软雅黑" w:hAnsi="微软雅黑" w:eastAsia="微软雅黑"/>
+                <w:b w:val="0"/>
+              </w:rPr>
+              <w:t xml:space="preserve">⑤ </w:t>
+            </w:r>
+            <w:r>
+              <w:rPr>
+                <w:rFonts w:ascii="微软雅黑" w:hAnsi="微软雅黑" w:eastAsia="微软雅黑"/>
+                <w:b/>
+              </w:rPr>
+              <w:t>视角翻转：高盐是唯一可调的密度旋钮</w:t>
+            </w:r>
+          </w:p>
+        </w:tc>
+        <w:tc>
+          <w:tcPr>
+            <w:tcW w:type="dxa" w:w="2880"/>
+          </w:tcPr>
+          <w:p>
+            <w:r/>
+            <w:r>
+              <w:rPr>
+                <w:rFonts w:ascii="微软雅黑" w:hAnsi="微软雅黑" w:eastAsia="微软雅黑"/>
+                <w:b w:val="0"/>
+              </w:rPr>
+              <w:t>E1＋E2</w:t>
+            </w:r>
+          </w:p>
+        </w:tc>
+        <w:tc>
+          <w:tcPr>
+            <w:tcW w:type="dxa" w:w="2880"/>
+          </w:tcPr>
+          <w:p>
+            <w:r/>
+            <w:r>
+              <w:rPr>
+                <w:rFonts w:ascii="微软雅黑" w:hAnsi="微软雅黑" w:eastAsia="微软雅黑"/>
+                <w:b w:val="0"/>
+              </w:rPr>
+              <w:t>🟢 把成本项变功能项，待检索</w:t>
+            </w:r>
+          </w:p>
+        </w:tc>
+      </w:tr>
+    </w:tbl>
+    <w:p/>
+    <w:p>
+      <w:pPr>
+        <w:jc w:val="left"/>
+      </w:pPr>
+      <w:r>
+        <w:rPr>
+          <w:rFonts w:ascii="微软雅黑" w:hAnsi="微软雅黑" w:eastAsia="微软雅黑"/>
+          <w:b/>
+        </w:rPr>
+        <w:t>所有五个都标着待检索或待验证，都不能直接立案。</w:t>
       </w:r>
     </w:p>
     <w:p/>

--- a/patent-drafts/漂浮方舟_专利布局整体报告_v2.0.docx
+++ b/patent-drafts/漂浮方舟_专利布局整体报告_v2.0.docx
@@ -819,6 +819,53 @@
     </w:p>
     <w:p>
       <w:pPr>
+        <w:jc w:val="left"/>
+      </w:pPr>
+      <w:r>
+        <w:rPr>
+          <w:rFonts w:ascii="微软雅黑" w:hAnsi="微软雅黑" w:eastAsia="微软雅黑"/>
+          <w:b/>
+        </w:rPr>
+        <w:t>再追加一问：</w:t>
+      </w:r>
+      <w:r>
+        <w:rPr>
+          <w:rFonts w:ascii="微软雅黑" w:hAnsi="微软雅黑" w:eastAsia="微软雅黑"/>
+          <w:b w:val="0"/>
+        </w:rPr>
+        <w:t xml:space="preserve"> 这条环境给我们的是</w:t>
+      </w:r>
+      <w:r>
+        <w:rPr>
+          <w:rFonts w:ascii="微软雅黑" w:hAnsi="微软雅黑" w:eastAsia="微软雅黑"/>
+          <w:b/>
+        </w:rPr>
+        <w:t>一个难题</w:t>
+      </w:r>
+      <w:r>
+        <w:rPr>
+          <w:rFonts w:ascii="微软雅黑" w:hAnsi="微软雅黑" w:eastAsia="微软雅黑"/>
+          <w:b w:val="0"/>
+        </w:rPr>
+        <w:t>，还是</w:t>
+      </w:r>
+      <w:r>
+        <w:rPr>
+          <w:rFonts w:ascii="微软雅黑" w:hAnsi="微软雅黑" w:eastAsia="微软雅黑"/>
+          <w:b/>
+        </w:rPr>
+        <w:t>一个便宜</w:t>
+      </w:r>
+      <w:r>
+        <w:rPr>
+          <w:rFonts w:ascii="微软雅黑" w:hAnsi="微软雅黑" w:eastAsia="微软雅黑"/>
+          <w:b w:val="0"/>
+        </w:rPr>
+        <w:t>？给难题的可以立案；给便宜的不能——理由见本节末尾角度①的例子。</w:t>
+      </w:r>
+    </w:p>
+    <w:p>
+      <w:pPr>
         <w:pStyle w:val="Heading3"/>
       </w:pPr>
       <w:r>
@@ -1566,7 +1613,7 @@
                 <w:rFonts w:ascii="微软雅黑" w:hAnsi="微软雅黑" w:eastAsia="微软雅黑"/>
                 <w:b/>
               </w:rPr>
-              <w:t>评估</w:t>
+              <w:t>补检索后的评估（2026-09-04 更新）</w:t>
             </w:r>
           </w:p>
         </w:tc>
@@ -1627,7 +1674,21 @@
                 <w:rFonts w:ascii="微软雅黑" w:hAnsi="微软雅黑" w:eastAsia="微软雅黑"/>
                 <w:b w:val="0"/>
               </w:rPr>
-              <w:t>🟢 最看好。不涉人体，不碰第25条，效果可量化</w:t>
+              <w:t xml:space="preserve">🔴 </w:t>
+            </w:r>
+            <w:r>
+              <w:rPr>
+                <w:rFonts w:ascii="微软雅黑" w:hAnsi="微软雅黑" w:eastAsia="微软雅黑"/>
+                <w:b/>
+              </w:rPr>
+              <w:t>已打掉</w:t>
+            </w:r>
+            <w:r>
+              <w:rPr>
+                <w:rFonts w:ascii="微软雅黑" w:hAnsi="微软雅黑" w:eastAsia="微软雅黑"/>
+                <w:b w:val="0"/>
+              </w:rPr>
+              <w:t>。原为最看好</w:t>
             </w:r>
           </w:p>
         </w:tc>
@@ -1674,14 +1735,7 @@
                 <w:rFonts w:ascii="微软雅黑" w:hAnsi="微软雅黑" w:eastAsia="微软雅黑"/>
                 <w:b w:val="0"/>
               </w:rPr>
-              <w:t>🔴 问题独特但手段拥挤，</w:t>
-            </w:r>
-            <w:r>
-              <w:rPr>
-                <w:rFonts w:ascii="微软雅黑" w:hAnsi="微软雅黑" w:eastAsia="微软雅黑"/>
-                <w:b/>
-              </w:rPr>
-              <w:t>US6669649 已占据浮力测呼吸</w:t>
+              <w:t>🔴 手段拥挤，US6669649 已占浮力测呼吸</w:t>
             </w:r>
           </w:p>
         </w:tc>
@@ -1698,14 +1752,21 @@
                 <w:rFonts w:ascii="微软雅黑" w:hAnsi="微软雅黑" w:eastAsia="微软雅黑"/>
                 <w:b w:val="0"/>
               </w:rPr>
-              <w:t>③ 声阻抗接近导致的</w:t>
+              <w:t xml:space="preserve">③ </w:t>
             </w:r>
             <w:r>
               <w:rPr>
                 <w:rFonts w:ascii="微软雅黑" w:hAnsi="微软雅黑" w:eastAsia="微软雅黑"/>
                 <w:b/>
               </w:rPr>
-              <w:t>声能剂量安全</w:t>
+              <w:t>含气泡高盐液中的声能测不准</w:t>
+            </w:r>
+            <w:r>
+              <w:rPr>
+                <w:rFonts w:ascii="微软雅黑" w:hAnsi="微软雅黑" w:eastAsia="微软雅黑"/>
+                <w:b w:val="0"/>
+              </w:rPr>
+              <w:t>（原为"剂量安全"）</w:t>
             </w:r>
           </w:p>
         </w:tc>
@@ -1720,7 +1781,7 @@
                 <w:rFonts w:ascii="微软雅黑" w:hAnsi="微软雅黑" w:eastAsia="微软雅黑"/>
                 <w:b w:val="0"/>
               </w:rPr>
-              <w:t>E2＋E4</w:t>
+              <w:t>E1＋E2＋E4＋气泡</w:t>
             </w:r>
           </w:p>
         </w:tc>
@@ -1735,7 +1796,21 @@
                 <w:rFonts w:ascii="微软雅黑" w:hAnsi="微软雅黑" w:eastAsia="微软雅黑"/>
                 <w:b w:val="0"/>
               </w:rPr>
-              <w:t>🟢 写安全不写疗效，客体干净，待检索</w:t>
+              <w:t xml:space="preserve">🟢 </w:t>
+            </w:r>
+            <w:r>
+              <w:rPr>
+                <w:rFonts w:ascii="微软雅黑" w:hAnsi="微软雅黑" w:eastAsia="微软雅黑"/>
+                <w:b/>
+              </w:rPr>
+              <w:t>目前最有希望</w:t>
+            </w:r>
+            <w:r>
+              <w:rPr>
+                <w:rFonts w:ascii="微软雅黑" w:hAnsi="微软雅黑" w:eastAsia="微软雅黑"/>
+                <w:b w:val="0"/>
+              </w:rPr>
+              <w:t>，已重新定位</w:t>
             </w:r>
           </w:p>
         </w:tc>
@@ -1806,7 +1881,14 @@
                 <w:rFonts w:ascii="微软雅黑" w:hAnsi="微软雅黑" w:eastAsia="微软雅黑"/>
                 <w:b/>
               </w:rPr>
-              <w:t>视角翻转：高盐是唯一可调的密度旋钮</w:t>
+              <w:t>近饱和高盐液的配液精度</w:t>
+            </w:r>
+            <w:r>
+              <w:rPr>
+                <w:rFonts w:ascii="微软雅黑" w:hAnsi="微软雅黑" w:eastAsia="微软雅黑"/>
+                <w:b w:val="0"/>
+              </w:rPr>
+              <w:t>（原为"密度旋钮"）</w:t>
             </w:r>
           </w:p>
         </w:tc>
@@ -1821,7 +1903,7 @@
                 <w:rFonts w:ascii="微软雅黑" w:hAnsi="微软雅黑" w:eastAsia="微软雅黑"/>
                 <w:b w:val="0"/>
               </w:rPr>
-              <w:t>E1＋E2</w:t>
+              <w:t>E1</w:t>
             </w:r>
           </w:p>
         </w:tc>
@@ -1836,7 +1918,61 @@
                 <w:rFonts w:ascii="微软雅黑" w:hAnsi="微软雅黑" w:eastAsia="微软雅黑"/>
                 <w:b w:val="0"/>
               </w:rPr>
-              <w:t>🟢 把成本项变功能项，待检索</w:t>
+              <w:t>🟡 已降级，且与 A1/A2/A5 重合</w:t>
+            </w:r>
+          </w:p>
+        </w:tc>
+      </w:tr>
+      <w:tr>
+        <w:tc>
+          <w:tcPr>
+            <w:tcW w:type="dxa" w:w="2880"/>
+          </w:tcPr>
+          <w:p>
+            <w:r/>
+            <w:r>
+              <w:rPr>
+                <w:rFonts w:ascii="微软雅黑" w:hAnsi="微软雅黑" w:eastAsia="微软雅黑"/>
+                <w:b w:val="0"/>
+              </w:rPr>
+              <w:t>⑥ 迷走技术接入做</w:t>
+            </w:r>
+            <w:r>
+              <w:rPr>
+                <w:rFonts w:ascii="微软雅黑" w:hAnsi="微软雅黑" w:eastAsia="微软雅黑"/>
+                <w:b/>
+              </w:rPr>
+              <w:t>组合发明</w:t>
+            </w:r>
+          </w:p>
+        </w:tc>
+        <w:tc>
+          <w:tcPr>
+            <w:tcW w:type="dxa" w:w="2880"/>
+          </w:tcPr>
+          <w:p>
+            <w:r/>
+            <w:r>
+              <w:rPr>
+                <w:rFonts w:ascii="微软雅黑" w:hAnsi="微软雅黑" w:eastAsia="微软雅黑"/>
+                <w:b w:val="0"/>
+              </w:rPr>
+              <w:t>待定</w:t>
+            </w:r>
+          </w:p>
+        </w:tc>
+        <w:tc>
+          <w:tcPr>
+            <w:tcW w:type="dxa" w:w="2880"/>
+          </w:tcPr>
+          <w:p>
+            <w:r/>
+            <w:r>
+              <w:rPr>
+                <w:rFonts w:ascii="微软雅黑" w:hAnsi="微软雅黑" w:eastAsia="微软雅黑"/>
+                <w:b w:val="0"/>
+              </w:rPr>
+              <w:t>🟡 协同点未锁定</w:t>
             </w:r>
           </w:p>
         </w:tc>
@@ -1852,7 +1988,128 @@
           <w:rFonts w:ascii="微软雅黑" w:hAnsi="微软雅黑" w:eastAsia="微软雅黑"/>
           <w:b/>
         </w:rPr>
-        <w:t>所有五个都标着待检索或待验证，都不能直接立案。</w:t>
+        <w:t>六个全部标着待检索或待验证，都不能直接立案。</w:t>
+      </w:r>
+    </w:p>
+    <w:p>
+      <w:pPr>
+        <w:pStyle w:val="Heading3"/>
+      </w:pPr>
+      <w:r>
+        <w:rPr>
+          <w:rFonts w:ascii="微软雅黑" w:hAnsi="微软雅黑" w:eastAsia="微软雅黑"/>
+          <w:b w:val="0"/>
+        </w:rPr>
+        <w:t>角度①之死，给闸门补上了一条</w:t>
+      </w:r>
+    </w:p>
+    <w:p>
+      <w:pPr>
+        <w:jc w:val="left"/>
+      </w:pPr>
+      <w:r>
+        <w:rPr>
+          <w:rFonts w:ascii="微软雅黑" w:hAnsi="微软雅黑" w:eastAsia="微软雅黑"/>
+          <w:b w:val="0"/>
+        </w:rPr>
+        <w:t>①原本是最看好的：舱内噪声底极低，泵阀的微小异常特征异常干净，常规环境下被噪声淹没。</w:t>
+      </w:r>
+    </w:p>
+    <w:p>
+      <w:pPr>
+        <w:jc w:val="left"/>
+      </w:pPr>
+      <w:r>
+        <w:rPr>
+          <w:rFonts w:ascii="微软雅黑" w:hAnsi="微软雅黑" w:eastAsia="微软雅黑"/>
+          <w:b w:val="0"/>
+        </w:rPr>
+        <w:t>补检索后两个原因都致命：</w:t>
+      </w:r>
+    </w:p>
+    <w:p>
+      <w:pPr>
+        <w:pStyle w:val="ListNumber"/>
+      </w:pPr>
+      <w:r>
+        <w:rPr>
+          <w:rFonts w:ascii="微软雅黑" w:hAnsi="微软雅黑" w:eastAsia="微软雅黑"/>
+          <w:b/>
+        </w:rPr>
+        <w:t>路径已被公开。</w:t>
+      </w:r>
+      <w:r>
+        <w:rPr>
+          <w:rFonts w:ascii="微软雅黑" w:hAnsi="微软雅黑" w:eastAsia="微软雅黑"/>
+          <w:b w:val="0"/>
+        </w:rPr>
+        <w:t xml:space="preserve"> US7069183 已用泄漏阀运行噪声与完好阀参考基线比对触发早期故障检出；US7621179、US12516751、WO2026082684A1、CN122262910A 覆盖固体声比对、机器学习实现、以及"同时监测设备所处环境"。</w:t>
+      </w:r>
+    </w:p>
+    <w:p>
+      <w:pPr>
+        <w:pStyle w:val="ListNumber"/>
+      </w:pPr>
+      <w:r>
+        <w:rPr>
+          <w:rFonts w:ascii="微软雅黑" w:hAnsi="微软雅黑" w:eastAsia="微软雅黑"/>
+          <w:b/>
+        </w:rPr>
+        <w:t>更根本：论证方向错了。</w:t>
+      </w:r>
+      <w:r>
+        <w:rPr>
+          <w:rFonts w:ascii="微软雅黑" w:hAnsi="微软雅黑" w:eastAsia="微软雅黑"/>
+          <w:b w:val="0"/>
+        </w:rPr>
+        <w:t xml:space="preserve"> 我们说"环境更安静所以更容易做"——</w:t>
+      </w:r>
+      <w:r>
+        <w:rPr>
+          <w:rFonts w:ascii="微软雅黑" w:hAnsi="微软雅黑" w:eastAsia="微软雅黑"/>
+          <w:b/>
+        </w:rPr>
+        <w:t>这不是技术问题，是便宜。</w:t>
+      </w:r>
+      <w:r>
+        <w:rPr>
+          <w:rFonts w:ascii="微软雅黑" w:hAnsi="微软雅黑" w:eastAsia="微软雅黑"/>
+          <w:b w:val="0"/>
+        </w:rPr>
+        <w:t xml:space="preserve"> 而且现有技术恰恰专门在解决更难的相反问题：微弱故障诊断整个学术方向就是"强噪声下提取早期特征"。我们在更简单的条件下做同样的事，属于显而易见。</w:t>
+      </w:r>
+    </w:p>
+    <w:p>
+      <w:pPr>
+        <w:jc w:val="left"/>
+      </w:pPr>
+      <w:r>
+        <w:rPr>
+          <w:rFonts w:ascii="微软雅黑" w:hAnsi="微软雅黑" w:eastAsia="微软雅黑"/>
+          <w:b/>
+        </w:rPr>
+        <w:t>所以去环境测试要追加一问：这条环境给我们的是一个难题，还是一个便宜？</w:t>
+      </w:r>
+      <w:r>
+        <w:rPr>
+          <w:rFonts w:ascii="微软雅黑" w:hAnsi="微软雅黑" w:eastAsia="微软雅黑"/>
+          <w:b w:val="0"/>
+        </w:rPr>
+        <w:t xml:space="preserve"> 给难题的可以立案，给便宜的不能。这一条已写入 </w:t>
+      </w:r>
+      <w:r>
+        <w:rPr>
+          <w:rFonts w:ascii="微软雅黑" w:hAnsi="微软雅黑" w:eastAsia="微软雅黑"/>
+          <w:color w:val="B03060"/>
+        </w:rPr>
+        <w:t>PAT-RULE-003</w:t>
+      </w:r>
+      <w:r>
+        <w:rPr>
+          <w:rFonts w:ascii="微软雅黑" w:hAnsi="微软雅黑" w:eastAsia="微软雅黑"/>
+          <w:b w:val="0"/>
+        </w:rPr>
+        <w:t>。</w:t>
       </w:r>
     </w:p>
     <w:p/>

--- a/patent-drafts/漂浮方舟_专利布局整体报告_v2.0.docx
+++ b/patent-drafts/漂浮方舟_专利布局整体报告_v2.0.docx
@@ -1918,7 +1918,21 @@
                 <w:rFonts w:ascii="微软雅黑" w:hAnsi="微软雅黑" w:eastAsia="微软雅黑"/>
                 <w:b w:val="0"/>
               </w:rPr>
-              <w:t>🟡 已降级，且与 A1/A2/A5 重合</w:t>
+              <w:t xml:space="preserve">🔴 </w:t>
+            </w:r>
+            <w:r>
+              <w:rPr>
+                <w:rFonts w:ascii="微软雅黑" w:hAnsi="微软雅黑" w:eastAsia="微软雅黑"/>
+                <w:b/>
+              </w:rPr>
+              <w:t>已打掉独立立案</w:t>
+            </w:r>
+            <w:r>
+              <w:rPr>
+                <w:rFonts w:ascii="微软雅黑" w:hAnsi="微软雅黑" w:eastAsia="微软雅黑"/>
+                <w:b w:val="0"/>
+              </w:rPr>
+              <w:t>。行业运维公开工作点低于饱和；舱内已有盐密度闭环；化工配液成熟。冷管结晶并入母案A</w:t>
             </w:r>
           </w:p>
         </w:tc>
@@ -1988,7 +2002,107 @@
           <w:rFonts w:ascii="微软雅黑" w:hAnsi="微软雅黑" w:eastAsia="微软雅黑"/>
           <w:b/>
         </w:rPr>
-        <w:t>六个全部标着待检索或待验证，都不能直接立案。</w:t>
+        <w:t>六个候选里，①②⑤ 已打掉独立立案；③④⑥ 仍标着待检索或待验证，都不能直接立案。</w:t>
+      </w:r>
+    </w:p>
+    <w:p>
+      <w:pPr>
+        <w:pStyle w:val="Heading3"/>
+      </w:pPr>
+      <w:r>
+        <w:rPr>
+          <w:rFonts w:ascii="微软雅黑" w:hAnsi="微软雅黑" w:eastAsia="微软雅黑"/>
+          <w:b w:val="0"/>
+        </w:rPr>
+        <w:t>角度⑤之死（配液检索后）</w:t>
+      </w:r>
+    </w:p>
+    <w:p>
+      <w:pPr>
+        <w:jc w:val="left"/>
+      </w:pPr>
+      <w:r>
+        <w:rPr>
+          <w:rFonts w:ascii="微软雅黑" w:hAnsi="微软雅黑" w:eastAsia="微软雅黑"/>
+          <w:b w:val="0"/>
+        </w:rPr>
+        <w:t>上一轮把⑤从「调密度」改成「怎么调得准」，以为近饱和高盐液的均匀配比还是缝。补检索后这一层也被覆盖：</w:t>
+      </w:r>
+    </w:p>
+    <w:p>
+      <w:pPr>
+        <w:pStyle w:val="ListNumber"/>
+      </w:pPr>
+      <w:r>
+        <w:rPr>
+          <w:rFonts w:ascii="微软雅黑" w:hAnsi="微软雅黑" w:eastAsia="微软雅黑"/>
+          <w:b/>
+        </w:rPr>
+        <w:t>前提写重了。</w:t>
+      </w:r>
+      <w:r>
+        <w:rPr>
+          <w:rFonts w:ascii="微软雅黑" w:hAnsi="微软雅黑" w:eastAsia="微软雅黑"/>
+          <w:b w:val="0"/>
+        </w:rPr>
+        <w:t xml:space="preserve"> 行业公开运维把工作比重放在 1.265—1.285，饱和点大约 1.33。店家故意留出距离。真正结晶的是停机后变冷的泵和管子，不是「两次使用之间把 1.22 精调到 1.28」。</w:t>
+      </w:r>
+    </w:p>
+    <w:p>
+      <w:pPr>
+        <w:pStyle w:val="ListNumber"/>
+      </w:pPr>
+      <w:r>
+        <w:rPr>
+          <w:rFonts w:ascii="微软雅黑" w:hAnsi="微软雅黑" w:eastAsia="微软雅黑"/>
+          <w:b/>
+        </w:rPr>
+        <w:t>舱内已经有闭环。</w:t>
+      </w:r>
+      <w:r>
+        <w:rPr>
+          <w:rFonts w:ascii="微软雅黑" w:hAnsi="微软雅黑" w:eastAsia="微软雅黑"/>
+          <w:b w:val="0"/>
+        </w:rPr>
+        <w:t xml:space="preserve"> 申请号 201621389026 用盐密度传感器加原液阀/进水阀自动调浓度；申请号 201920404726 背景写明泻盐「低温易结晶」，解法是恒温储液。</w:t>
+      </w:r>
+    </w:p>
+    <w:p>
+      <w:pPr>
+        <w:pStyle w:val="ListNumber"/>
+      </w:pPr>
+      <w:r>
+        <w:rPr>
+          <w:rFonts w:ascii="微软雅黑" w:hAnsi="微软雅黑" w:eastAsia="微软雅黑"/>
+          <w:b/>
+        </w:rPr>
+        <w:t>化工侧是成熟体系。</w:t>
+      </w:r>
+      <w:r>
+        <w:rPr>
+          <w:rFonts w:ascii="微软雅黑" w:hAnsi="微软雅黑" w:eastAsia="微软雅黑"/>
+          <w:b w:val="0"/>
+        </w:rPr>
+        <w:t xml:space="preserve"> 变密度自动混液、称重恒温配制、结晶抑制剂、伴热循环、电导率温度补偿都已公开。</w:t>
+      </w:r>
+    </w:p>
+    <w:p>
+      <w:pPr>
+        <w:jc w:val="left"/>
+      </w:pPr>
+      <w:r>
+        <w:rPr>
+          <w:rFonts w:ascii="微软雅黑" w:hAnsi="微软雅黑" w:eastAsia="微软雅黑"/>
+          <w:b/>
+        </w:rPr>
+        <w:t>处置：不独立立案。</w:t>
+      </w:r>
+      <w:r>
+        <w:rPr>
+          <w:rFonts w:ascii="微软雅黑" w:hAnsi="微软雅黑" w:eastAsia="微软雅黑"/>
+          <w:b w:val="0"/>
+        </w:rPr>
+        <w:t xml:space="preserve"> 冷管结晶并入母案A 的 A1，且必须有清水对照。</w:t>
       </w:r>
     </w:p>
     <w:p>
@@ -8900,6 +9014,53 @@
                 <w:b w:val="0"/>
               </w:rPr>
               <w:t>新增去盐测试闸门与法律前提章节；母案B 降级重构；补 13 项中外前案；取消 20 件硬指标；全部测试改为带清水对照组</w:t>
+            </w:r>
+          </w:p>
+        </w:tc>
+      </w:tr>
+      <w:tr>
+        <w:tc>
+          <w:tcPr>
+            <w:tcW w:type="dxa" w:w="2880"/>
+          </w:tcPr>
+          <w:p>
+            <w:r/>
+            <w:r>
+              <w:rPr>
+                <w:rFonts w:ascii="微软雅黑" w:hAnsi="微软雅黑" w:eastAsia="微软雅黑"/>
+                <w:b w:val="0"/>
+              </w:rPr>
+              <w:t>v2.0 补记</w:t>
+            </w:r>
+          </w:p>
+        </w:tc>
+        <w:tc>
+          <w:tcPr>
+            <w:tcW w:type="dxa" w:w="2880"/>
+          </w:tcPr>
+          <w:p>
+            <w:r/>
+            <w:r>
+              <w:rPr>
+                <w:rFonts w:ascii="微软雅黑" w:hAnsi="微软雅黑" w:eastAsia="微软雅黑"/>
+                <w:b w:val="0"/>
+              </w:rPr>
+              <w:t>2026-09-04</w:t>
+            </w:r>
+          </w:p>
+        </w:tc>
+        <w:tc>
+          <w:tcPr>
+            <w:tcW w:type="dxa" w:w="2880"/>
+          </w:tcPr>
+          <w:p>
+            <w:r/>
+            <w:r>
+              <w:rPr>
+                <w:rFonts w:ascii="微软雅黑" w:hAnsi="微软雅黑" w:eastAsia="微软雅黑"/>
+                <w:b w:val="0"/>
+              </w:rPr>
+              <w:t>角度⑤配液结晶检索：独立立案打掉，并入母案A；补 PAT-PRI-036~038</w:t>
             </w:r>
           </w:p>
         </w:tc>
